--- a/public/JENGO CV NEW.docx
+++ b/public/JENGO CV NEW.docx
@@ -177,8 +177,19 @@
           <w:szCs w:val="24"/>
           <w:lang w:eastAsia="en-GB"/>
         </w:rPr>
-        <w:t>Portfolio: [Add your portfolio link]</w:t>
-      </w:r>
+        <w:t xml:space="preserve">Portfolio: </w:t>
+      </w:r>
+      <w:r>
+        <w:rPr>
+          <w:rFonts w:ascii="Times New Roman" w:eastAsia="Times New Roman" w:hAnsi="Times New Roman" w:cs="Times New Roman"/>
+          <w:sz w:val="24"/>
+          <w:szCs w:val="24"/>
+          <w:lang w:eastAsia="en-GB"/>
+        </w:rPr>
+        <w:t>https://jengo-a.innocentmuwanda0.workers.dev/</w:t>
+      </w:r>
+      <w:bookmarkStart w:id="0" w:name="_GoBack"/>
+      <w:bookmarkEnd w:id="0"/>
     </w:p>
     <w:p>
       <w:pPr>
@@ -1940,8 +1951,6 @@
           <w:lang w:eastAsia="en-GB"/>
         </w:rPr>
       </w:pPr>
-      <w:bookmarkStart w:id="0" w:name="_GoBack"/>
-      <w:bookmarkEnd w:id="0"/>
     </w:p>
     <w:p/>
     <w:sectPr>
